--- a/docs/marketing-playbook.docx
+++ b/docs/marketing-playbook.docx
@@ -147,6 +147,19 @@
                 <w:szCs w:val="22"/>
               </w:rPr>
               <w:t xml:space="preserve">Solo time budget: 10–15 hours/week on marketing through the first 90 days. More than that cannibalizes product work; less than that and momentum dies.</w:t>
+            </w:r>
+          </w:p>
+          <w:p>
+            <w:pPr>
+              <w:spacing w:after="100"/>
+            </w:pPr>
+            <w:r>
+              <w:rPr>
+                <w:rFonts w:ascii="Arial" w:cs="Arial" w:eastAsia="Arial" w:hAnsi="Arial"/>
+                <w:sz w:val="22"/>
+                <w:szCs w:val="22"/>
+              </w:rPr>
+              <w:t xml:space="preserve">Progress as of 2026-05-17: README polished (with placeholder anchors for GIF + 3 screenshots — see Recording the README assets appendix), OG + Twitter Cards + schema.org SoftwareApplication JSON-LD shipped on the landing page, landing hero updated to call out both automated AND manual trade paths, /dashboard/trade index page built to close the manual-trader discoverability gap, Show HN post drafted at docs/marketing/show-hn-post.md, long-form launch essay drafted at docs/marketing/launch-essay.md. Outstanding (user actions): WY DBA filing, Stripe Tax toggle, business bank account verification, E&amp;O insurance quote, Twitter @beacontry account, recording the 4 README assets, running the public paper-trading account.</w:t>
             </w:r>
           </w:p>
         </w:tc>
@@ -1113,7 +1126,7 @@
         <w:rPr>
           <w:rFonts w:ascii="Arial" w:cs="Arial" w:eastAsia="Arial" w:hAnsi="Arial"/>
         </w:rPr>
-        <w:t xml:space="preserve">Landing page at beacontry.com — hero, equity-curve graphic, feature grid, free-resources block.</w:t>
+        <w:t xml:space="preserve">Landing page at beacontry.com — hero (now calls out automated AND manual paths), equity-curve graphic, feature grid, free-resources block.</w:t>
       </w:r>
     </w:p>
     <w:p>
@@ -1194,6 +1207,86 @@
           <w:rFonts w:ascii="Arial" w:cs="Arial" w:eastAsia="Arial" w:hAnsi="Arial"/>
         </w:rPr>
         <w:t xml:space="preserve">Cloudflare Web Analytics — privacy-friendly, no cookie banner needed for US-only launch.</w:t>
+      </w:r>
+    </w:p>
+    <w:p>
+      <w:pPr>
+        <w:pStyle w:val="ListParagraph"/>
+        <w:numPr>
+          <w:ilvl w:val="0"/>
+          <w:numId w:val="2"/>
+        </w:numPr>
+        <w:spacing w:after="80"/>
+      </w:pPr>
+      <w:r>
+        <w:rPr>
+          <w:rFonts w:ascii="Arial" w:cs="Arial" w:eastAsia="Arial" w:hAnsi="Arial"/>
+        </w:rPr>
+        <w:t xml:space="preserve">[NEW 2026-05-17] README polish — 5-bullet pitch, tagline, "Two ways to use it" section, install instructions. Animated GIF + 3 screenshots have placeholder anchors with full recording instructions in the README's "Recording the README assets" appendix; the visuals themselves still need to be recorded against a running instance (~30-60 min).</w:t>
+      </w:r>
+    </w:p>
+    <w:p>
+      <w:pPr>
+        <w:pStyle w:val="ListParagraph"/>
+        <w:numPr>
+          <w:ilvl w:val="0"/>
+          <w:numId w:val="2"/>
+        </w:numPr>
+        <w:spacing w:after="80"/>
+      </w:pPr>
+      <w:r>
+        <w:rPr>
+          <w:rFonts w:ascii="Arial" w:cs="Arial" w:eastAsia="Arial" w:hAnsi="Arial"/>
+        </w:rPr>
+        <w:t xml:space="preserve">[NEW 2026-05-17] OG + Twitter Card metadata in src/app/layout.tsx — title, description, og-card.png, summary_large_image. Verify with opengraph.xyz before launch once og-card.png is committed to public/.</w:t>
+      </w:r>
+    </w:p>
+    <w:p>
+      <w:pPr>
+        <w:pStyle w:val="ListParagraph"/>
+        <w:numPr>
+          <w:ilvl w:val="0"/>
+          <w:numId w:val="2"/>
+        </w:numPr>
+        <w:spacing w:after="80"/>
+      </w:pPr>
+      <w:r>
+        <w:rPr>
+          <w:rFonts w:ascii="Arial" w:cs="Arial" w:eastAsia="Arial" w:hAnsi="Arial"/>
+        </w:rPr>
+        <w:t xml:space="preserve">[NEW 2026-05-17] schema.org SoftwareApplication JSON-LD inline on landing — Offer per tier, featureList, codeRepository, FSL license URL. Helps both Google rich results and AI crawler grounding.</w:t>
+      </w:r>
+    </w:p>
+    <w:p>
+      <w:pPr>
+        <w:pStyle w:val="ListParagraph"/>
+        <w:numPr>
+          <w:ilvl w:val="0"/>
+          <w:numId w:val="2"/>
+        </w:numPr>
+        <w:spacing w:after="80"/>
+      </w:pPr>
+      <w:r>
+        <w:rPr>
+          <w:rFonts w:ascii="Arial" w:cs="Arial" w:eastAsia="Arial" w:hAnsi="Arial"/>
+        </w:rPr>
+        <w:t xml:space="preserve">[NEW 2026-05-17] /dashboard/trade index page — symbol search + recently-viewed + watchlist quick-trade + open-orders table. Closes the manual-trader discoverability gap that the previous landing-page "trade manually or with the engine" copy implied existed.</w:t>
+      </w:r>
+    </w:p>
+    <w:p>
+      <w:pPr>
+        <w:pStyle w:val="ListParagraph"/>
+        <w:numPr>
+          <w:ilvl w:val="0"/>
+          <w:numId w:val="2"/>
+        </w:numPr>
+        <w:spacing w:after="80"/>
+      </w:pPr>
+      <w:r>
+        <w:rPr>
+          <w:rFonts w:ascii="Arial" w:cs="Arial" w:eastAsia="Arial" w:hAnsi="Arial"/>
+        </w:rPr>
+        <w:t xml:space="preserve">[NEW 2026-05-17] sitemap.xml + robots.txt verified — all 11 public pages indexed, all 14 guide pages, all 8 calculator pages. Dashboard / login / register / api / shared-watchlists disallowed (correct).</w:t>
       </w:r>
     </w:p>
     <w:p>
@@ -1209,7 +1302,7 @@
           <w:sz w:val="26"/>
           <w:szCs w:val="26"/>
         </w:rPr>
-        <w:t xml:space="preserve">Pre-launch gaps to close (1–2 day list)</w:t>
+        <w:t xml:space="preserve">Pre-launch gaps still open (1–2 day list)</w:t>
       </w:r>
     </w:p>
     <w:tbl>
@@ -1319,7 +1412,7 @@
                 <w:sz w:val="20"/>
                 <w:szCs w:val="20"/>
               </w:rPr>
-              <w:t xml:space="preserve">Polish the GitHub README</w:t>
+              <w:t xml:space="preserve">Record README animated GIF + 3 screenshots</w:t>
             </w:r>
           </w:p>
         </w:tc>
@@ -1346,7 +1439,7 @@
                 <w:sz w:val="20"/>
                 <w:szCs w:val="20"/>
               </w:rPr>
-              <w:t xml:space="preserve">This is what HN visitors will read first. Needs: 1-line tagline, animated GIF of the dashboard, 5-bullet feature list, screenshots of the engine + tax center + audit log, install instructions for self-hosters, link to hosted offering. Estimated 4 hours.</w:t>
+              <w:t xml:space="preserve">Anchors + recording instructions are already in place at the top of README.md and in the "Recording the README assets" appendix. Need ~30-60 min of screen recording against a running dev instance — ffmpeg/gifsicle/oxipng pipeline documented. THIS is what HN visitors will see first.</w:t>
             </w:r>
           </w:p>
         </w:tc>
@@ -1377,7 +1470,7 @@
                 <w:sz w:val="20"/>
                 <w:szCs w:val="20"/>
               </w:rPr>
-              <w:t xml:space="preserve">Add Open Graph + Twitter Card meta tags</w:t>
+              <w:t xml:space="preserve">Create public/og-card.png (1200×630)</w:t>
             </w:r>
           </w:p>
         </w:tc>
@@ -1404,123 +1497,7 @@
                 <w:sz w:val="20"/>
                 <w:szCs w:val="20"/>
               </w:rPr>
-              <w:t xml:space="preserve">Without these, links you share on Twitter / Slack / Reddit render as plain text URLs. Add a hero OG card image (1200×630). Verify on opengraph.xyz before launch.</w:t>
-            </w:r>
-          </w:p>
-        </w:tc>
-      </w:tr>
-      <w:tr>
-        <w:tc>
-          <w:tcPr>
-            <w:tcW w:type="dxa" w:w="4800"/>
-            <w:tcBorders>
-              <w:top w:val="single" w:color="BFBFBF" w:sz="4"/>
-              <w:left w:val="single" w:color="BFBFBF" w:sz="4"/>
-              <w:bottom w:val="single" w:color="BFBFBF" w:sz="4"/>
-              <w:right w:val="single" w:color="BFBFBF" w:sz="4"/>
-            </w:tcBorders>
-            <w:tcMar>
-              <w:top w:type="dxa" w:w="80"/>
-              <w:left w:type="dxa" w:w="120"/>
-              <w:bottom w:type="dxa" w:w="80"/>
-              <w:right w:type="dxa" w:w="120"/>
-            </w:tcMar>
-          </w:tcPr>
-          <w:p>
-            <w:r>
-              <w:rPr>
-                <w:rFonts w:ascii="Arial" w:cs="Arial" w:eastAsia="Arial" w:hAnsi="Arial"/>
-                <w:b/>
-                <w:bCs/>
-                <w:sz w:val="20"/>
-                <w:szCs w:val="20"/>
-              </w:rPr>
-              <w:t xml:space="preserve">schema.org SoftwareApplication markup on landing page</w:t>
-            </w:r>
-          </w:p>
-        </w:tc>
-        <w:tc>
-          <w:tcPr>
-            <w:tcW w:type="dxa" w:w="5280"/>
-            <w:tcBorders>
-              <w:top w:val="single" w:color="BFBFBF" w:sz="4"/>
-              <w:left w:val="single" w:color="BFBFBF" w:sz="4"/>
-              <w:bottom w:val="single" w:color="BFBFBF" w:sz="4"/>
-              <w:right w:val="single" w:color="BFBFBF" w:sz="4"/>
-            </w:tcBorders>
-            <w:tcMar>
-              <w:top w:type="dxa" w:w="80"/>
-              <w:left w:type="dxa" w:w="120"/>
-              <w:bottom w:type="dxa" w:w="80"/>
-              <w:right w:type="dxa" w:w="120"/>
-            </w:tcMar>
-          </w:tcPr>
-          <w:p>
-            <w:r>
-              <w:rPr>
-                <w:rFonts w:ascii="Arial" w:cs="Arial" w:eastAsia="Arial" w:hAnsi="Arial"/>
-                <w:sz w:val="20"/>
-                <w:szCs w:val="20"/>
-              </w:rPr>
-              <w:t xml:space="preserve">Helps Google understand what Beacontry is. May surface rich results for branded searches. ~30 minutes to add JSON-LD.</w:t>
-            </w:r>
-          </w:p>
-        </w:tc>
-      </w:tr>
-      <w:tr>
-        <w:tc>
-          <w:tcPr>
-            <w:tcW w:type="dxa" w:w="4800"/>
-            <w:tcBorders>
-              <w:top w:val="single" w:color="BFBFBF" w:sz="4"/>
-              <w:left w:val="single" w:color="BFBFBF" w:sz="4"/>
-              <w:bottom w:val="single" w:color="BFBFBF" w:sz="4"/>
-              <w:right w:val="single" w:color="BFBFBF" w:sz="4"/>
-            </w:tcBorders>
-            <w:tcMar>
-              <w:top w:type="dxa" w:w="80"/>
-              <w:left w:type="dxa" w:w="120"/>
-              <w:bottom w:type="dxa" w:w="80"/>
-              <w:right w:type="dxa" w:w="120"/>
-            </w:tcMar>
-          </w:tcPr>
-          <w:p>
-            <w:r>
-              <w:rPr>
-                <w:rFonts w:ascii="Arial" w:cs="Arial" w:eastAsia="Arial" w:hAnsi="Arial"/>
-                <w:b/>
-                <w:bCs/>
-                <w:sz w:val="20"/>
-                <w:szCs w:val="20"/>
-              </w:rPr>
-              <w:t xml:space="preserve">/learn /tools /glossary /congress /articles already public</w:t>
-            </w:r>
-          </w:p>
-        </w:tc>
-        <w:tc>
-          <w:tcPr>
-            <w:tcW w:type="dxa" w:w="5280"/>
-            <w:tcBorders>
-              <w:top w:val="single" w:color="BFBFBF" w:sz="4"/>
-              <w:left w:val="single" w:color="BFBFBF" w:sz="4"/>
-              <w:bottom w:val="single" w:color="BFBFBF" w:sz="4"/>
-              <w:right w:val="single" w:color="BFBFBF" w:sz="4"/>
-            </w:tcBorders>
-            <w:tcMar>
-              <w:top w:type="dxa" w:w="80"/>
-              <w:left w:type="dxa" w:w="120"/>
-              <w:bottom w:type="dxa" w:w="80"/>
-              <w:right w:type="dxa" w:w="120"/>
-            </w:tcMar>
-          </w:tcPr>
-          <w:p>
-            <w:r>
-              <w:rPr>
-                <w:rFonts w:ascii="Arial" w:cs="Arial" w:eastAsia="Arial" w:hAnsi="Arial"/>
-                <w:sz w:val="20"/>
-                <w:szCs w:val="20"/>
-              </w:rPr>
-              <w:t xml:space="preserve">Per the SEO sweep commit, these are indexable without signup. Confirm sitemap.xml lists them and robots.txt allows crawling. These are your slow-burn SEO assets — long tail "how to do tax-loss harvesting" / "what is wash sale" searches.</w:t>
+              <w:t xml:space="preserve">OG + Twitter Card metadata references /og-card.png but the image file isn't committed yet. Without it, link previews render with no image. Design: dark Beacontry logo + tagline + accent color. Can use Figma, Canva, or write a one-off render script.</w:t>
             </w:r>
           </w:p>
         </w:tc>
@@ -1757,7 +1734,7 @@
         <w:rPr>
           <w:rFonts w:ascii="Arial" w:cs="Arial" w:eastAsia="Arial" w:hAnsi="Arial"/>
         </w:rPr>
-        <w:t xml:space="preserve">Day 3–4: Polish the GitHub README. Animated GIF of dashboard. Screenshots. Install instructions for self-hosters. This is the highest-leverage 4 hours you'll spend.</w:t>
+        <w:t xml:space="preserve">Day 3–4: Polish the GitHub README. [PARTIALLY DONE 2026-05-17 — text copy + structure + install + 5-bullet pitch + "Recording the README assets" appendix all shipped. Animated GIF + 3 screenshots still need to be recorded against a running instance.]</w:t>
       </w:r>
     </w:p>
     <w:p>
@@ -1773,7 +1750,7 @@
         <w:rPr>
           <w:rFonts w:ascii="Arial" w:cs="Arial" w:eastAsia="Arial" w:hAnsi="Arial"/>
         </w:rPr>
-        <w:t xml:space="preserve">Day 5: Add Open Graph cards, schema.org markup, robots.txt + sitemap verification.</w:t>
+        <w:t xml:space="preserve">Day 5: Add Open Graph cards, schema.org markup, robots.txt + sitemap verification. [DONE 2026-05-17 — OG + Twitter Card metadata in layout.tsx, schema.org SoftwareApplication JSON-LD on landing, sitemap.xml + robots.txt verified.]</w:t>
       </w:r>
     </w:p>
     <w:p>
@@ -1864,7 +1841,7 @@
         <w:rPr>
           <w:rFonts w:ascii="Arial" w:cs="Arial" w:eastAsia="Arial" w:hAnsi="Arial"/>
         </w:rPr>
-        <w:t xml:space="preserve">Day 9–10: Write the Show HN post. 3 paragraphs. Lead with: "I built a transparent trading platform with hash-chained audit log + GA optimizer + adaptive mode. Source is public, self-hosting is free, hosted is $20/mo." Include before/after paper P&amp;L. Test the link, the OG card, the GitHub README it links to.</w:t>
+        <w:t xml:space="preserve">Day 9–10: Write the Show HN post. 3 paragraphs. Lead with: "I built a transparent trading platform with hash-chained audit log + GA optimizer + adaptive mode. Source is public, self-hosting is free, hosted is $20/mo." Include before/after paper P&amp;L. Test the link, the OG card, the GitHub README it links to. [DONE 2026-05-17 — full draft at docs/marketing/show-hn-post.md including title options, body, 8-question FAQ for the first 4 hours of comments, cross-post variants for r/algotrading + r/quantfinance + r/Daytrading, realistic outcome ranges, pre-flight checklist.]</w:t>
       </w:r>
     </w:p>
     <w:p>
@@ -1880,7 +1857,7 @@
         <w:rPr>
           <w:rFonts w:ascii="Arial" w:cs="Arial" w:eastAsia="Arial" w:hAnsi="Arial"/>
         </w:rPr>
-        <w:t xml:space="preserve">Day 11: Write the long-form Substack: "I built a trading platform with a hash-chained audit log; here's why retail tools need this." 1500–2500 words. Cross-post to dev.to and Medium. Lay groundwork.</w:t>
+        <w:t xml:space="preserve">Day 11: Write the long-form Substack: "I built a trading platform with a hash-chained audit log; here's why retail tools need this." 1500–2500 words. Cross-post to dev.to and Medium. Lay groundwork. [DONE 2026-05-17 — 2,000-word draft at docs/marketing/launch-essay.md with publishing checklist + day-by-day distribution timing for Substack → Medium → dev.to → HN regular submission cadence.]</w:t>
       </w:r>
     </w:p>
     <w:p>
